--- a/originales/Bibliografía.docx
+++ b/originales/Bibliografía.docx
@@ -110,26 +110,36 @@
         <w:ind w:hanging="567" w:left="567"/>
         <w:jc w:val="both"/>
         <w:rPr>
-          <w:rFonts w:ascii="Times New Roman" w:hAnsi="Times New Roman" w:eastAsia="Calibri" w:cs="Times New Roman"/>
-        </w:rPr>
-      </w:pPr>
+          <w:highlight w:val="none"/>
+          <w:shd w:fill="FFFF00" w:val="clear"/>
+        </w:rPr>
+      </w:pPr>
+      <w:r>
+        <w:rPr>
+          <w:shd w:fill="FFFF00" w:val="clear"/>
+        </w:rPr>
+        <w:t>Á</w:t>
+      </w:r>
       <w:r>
         <w:rPr>
           <w:rFonts w:eastAsia="Calibri" w:cs="Times New Roman" w:ascii="Times New Roman" w:hAnsi="Times New Roman"/>
-        </w:rPr>
-        <w:t xml:space="preserve">Alvarez, Beatriz; Flores, Ayelén y Reche, Federico (2022) “Empresas y hogares en crisis. Una exploración estadística de los efectos socioeconómicos del covid-19 en Argentina” en Heredia, M. (2022) </w:t>
+          <w:shd w:fill="FFFF00" w:val="clear"/>
+        </w:rPr>
+        <w:t xml:space="preserve">lvarez, Beatriz; Flores, Ayelén y Reche, Federico (2022) “Empresas y hogares en crisis. Una exploración estadística de los efectos socioeconómicos del covid-19 en Argentina” en Heredia, M. (2022) </w:t>
       </w:r>
       <w:r>
         <w:rPr>
           <w:rFonts w:eastAsia="Calibri" w:cs="Times New Roman" w:ascii="Times New Roman" w:hAnsi="Times New Roman"/>
           <w:i/>
           <w:iCs/>
+          <w:shd w:fill="FFFF00" w:val="clear"/>
         </w:rPr>
         <w:t>Qué pudo y qué no pudo el Estado frente a la emergencia del covid-19 y después</w:t>
       </w:r>
       <w:r>
         <w:rPr>
           <w:rFonts w:eastAsia="Calibri" w:cs="Times New Roman" w:ascii="Times New Roman" w:hAnsi="Times New Roman"/>
+          <w:shd w:fill="FFFF00" w:val="clear"/>
         </w:rPr>
         <w:t xml:space="preserve">; Buenos Aires: Siglo XXI. </w:t>
       </w:r>
@@ -141,13 +151,14 @@
         <w:ind w:hanging="567" w:left="567"/>
         <w:jc w:val="both"/>
         <w:rPr>
-          <w:rFonts w:ascii="Times New Roman" w:hAnsi="Times New Roman" w:cs="Times New Roman"/>
-          <w:lang w:val="es-AR"/>
-        </w:rPr>
-      </w:pPr>
-      <w:r>
-        <w:rPr>
-          <w:rFonts w:cs="Times New Roman" w:ascii="Times New Roman" w:hAnsi="Times New Roman"/>
+          <w:highlight w:val="none"/>
+          <w:shd w:fill="FFFF00" w:val="clear"/>
+        </w:rPr>
+      </w:pPr>
+      <w:r>
+        <w:rPr>
+          <w:rFonts w:cs="Times New Roman" w:ascii="Times New Roman" w:hAnsi="Times New Roman"/>
+          <w:shd w:fill="FFFF00" w:val="clear"/>
           <w:lang w:val="es-AR"/>
         </w:rPr>
         <w:t xml:space="preserve">Arfuch, Loenor (2002). </w:t>
@@ -156,6 +167,7 @@
         <w:rPr>
           <w:rFonts w:cs="Times New Roman" w:ascii="Times New Roman" w:hAnsi="Times New Roman"/>
           <w:i/>
+          <w:shd w:fill="FFFF00" w:val="clear"/>
           <w:lang w:val="es-AR"/>
         </w:rPr>
         <w:t>El espacio biográfico. Dilemas de la subjetividad contemporánea</w:t>
@@ -163,6 +175,7 @@
       <w:r>
         <w:rPr>
           <w:rFonts w:cs="Times New Roman" w:ascii="Times New Roman" w:hAnsi="Times New Roman"/>
+          <w:shd w:fill="FFFF00" w:val="clear"/>
           <w:lang w:val="es-AR"/>
         </w:rPr>
         <w:t>, Buenos Aires: FCE.</w:t>
@@ -174,14 +187,12 @@
         <w:spacing w:lineRule="auto" w:line="360"/>
         <w:ind w:hanging="567" w:left="567"/>
         <w:jc w:val="both"/>
-        <w:rPr>
-          <w:rFonts w:ascii="Times New Roman" w:hAnsi="Times New Roman" w:cs="Times New Roman"/>
-          <w:lang w:val="es-AR"/>
-        </w:rPr>
-      </w:pPr>
-      <w:r>
-        <w:rPr>
-          <w:rFonts w:cs="Times New Roman" w:ascii="Times New Roman" w:hAnsi="Times New Roman"/>
+        <w:rPr/>
+      </w:pPr>
+      <w:r>
+        <w:rPr>
+          <w:rFonts w:cs="Times New Roman" w:ascii="Times New Roman" w:hAnsi="Times New Roman"/>
+          <w:shd w:fill="FFFF00" w:val="clear"/>
           <w:lang w:val="en-GB"/>
         </w:rPr>
         <w:t xml:space="preserve">Averett, Kate (2021). Remote Learning, COVID-19, and Children With Disabilities. </w:t>
@@ -191,6 +202,7 @@
           <w:rFonts w:cs="Times New Roman" w:ascii="Times New Roman" w:hAnsi="Times New Roman"/>
           <w:i/>
           <w:iCs/>
+          <w:shd w:fill="FFFF00" w:val="clear"/>
           <w:lang w:val="es-AR"/>
         </w:rPr>
         <w:t>AERA Open</w:t>
@@ -198,6 +210,7 @@
       <w:r>
         <w:rPr>
           <w:rFonts w:cs="Times New Roman" w:ascii="Times New Roman" w:hAnsi="Times New Roman"/>
+          <w:shd w:fill="FFFF00" w:val="clear"/>
           <w:lang w:val="es-AR"/>
         </w:rPr>
         <w:t xml:space="preserve">, </w:t>
@@ -207,6 +220,7 @@
           <w:rFonts w:cs="Times New Roman" w:ascii="Times New Roman" w:hAnsi="Times New Roman"/>
           <w:i/>
           <w:iCs/>
+          <w:shd w:fill="FFFF00" w:val="clear"/>
           <w:lang w:val="es-AR"/>
         </w:rPr>
         <w:t>7</w:t>
@@ -214,6 +228,7 @@
       <w:r>
         <w:rPr>
           <w:rFonts w:cs="Times New Roman" w:ascii="Times New Roman" w:hAnsi="Times New Roman"/>
+          <w:shd w:fill="FFFF00" w:val="clear"/>
           <w:lang w:val="es-AR"/>
         </w:rPr>
         <w:t xml:space="preserve">. </w:t>
@@ -225,6 +240,7 @@
             <w:rFonts w:cs="Times New Roman" w:ascii="Times New Roman" w:hAnsi="Times New Roman"/>
             <w:color w:val="467886"/>
             <w:u w:val="single"/>
+            <w:shd w:fill="FFFF00" w:val="clear"/>
             <w:lang w:val="es-AR"/>
           </w:rPr>
           <w:t>https://doi.org/10.1177/23328584211058471</w:t>
@@ -238,13 +254,14 @@
         <w:ind w:hanging="567" w:left="567"/>
         <w:jc w:val="both"/>
         <w:rPr>
-          <w:rFonts w:ascii="Times New Roman" w:hAnsi="Times New Roman" w:cs="Times New Roman"/>
-          <w:lang w:val="es-AR"/>
-        </w:rPr>
-      </w:pPr>
-      <w:r>
-        <w:rPr>
-          <w:rFonts w:cs="Times New Roman" w:ascii="Times New Roman" w:hAnsi="Times New Roman"/>
+          <w:highlight w:val="none"/>
+          <w:shd w:fill="FFFF00" w:val="clear"/>
+        </w:rPr>
+      </w:pPr>
+      <w:r>
+        <w:rPr>
+          <w:rFonts w:cs="Times New Roman" w:ascii="Times New Roman" w:hAnsi="Times New Roman"/>
+          <w:shd w:fill="FFFF00" w:val="clear"/>
           <w:lang w:val="es-AR"/>
         </w:rPr>
         <w:t xml:space="preserve">Balsa, Juan Javier (2023): “Identidades, experiencias y discursos sociales en conflicto en torno a la pandemia y la pospandemia”, en AAVV. </w:t>
@@ -254,6 +271,7 @@
           <w:rFonts w:cs="Times New Roman" w:ascii="Times New Roman" w:hAnsi="Times New Roman"/>
           <w:i/>
           <w:iCs/>
+          <w:shd w:fill="FFFF00" w:val="clear"/>
           <w:lang w:val="es-AR"/>
         </w:rPr>
         <w:t xml:space="preserve">PISAC COVID-19. La sociedad argentina en la pospandemia. </w:t>
@@ -261,6 +279,7 @@
       <w:r>
         <w:rPr>
           <w:rFonts w:cs="Times New Roman" w:ascii="Times New Roman" w:hAnsi="Times New Roman"/>
+          <w:shd w:fill="FFFF00" w:val="clear"/>
           <w:lang w:val="es-AR"/>
         </w:rPr>
         <w:t xml:space="preserve">CLACSO. </w:t>
@@ -273,13 +292,14 @@
         <w:ind w:hanging="567" w:left="567"/>
         <w:jc w:val="both"/>
         <w:rPr>
-          <w:rFonts w:ascii="Times New Roman" w:hAnsi="Times New Roman" w:cs="Times New Roman"/>
-          <w:lang w:val="es-AR"/>
-        </w:rPr>
-      </w:pPr>
-      <w:r>
-        <w:rPr>
-          <w:rFonts w:cs="Times New Roman" w:ascii="Times New Roman" w:hAnsi="Times New Roman"/>
+          <w:highlight w:val="none"/>
+          <w:shd w:fill="FFFF00" w:val="clear"/>
+        </w:rPr>
+      </w:pPr>
+      <w:r>
+        <w:rPr>
+          <w:rFonts w:cs="Times New Roman" w:ascii="Times New Roman" w:hAnsi="Times New Roman"/>
+          <w:shd w:fill="FFFF00" w:val="clear"/>
           <w:lang w:val="es-AR"/>
         </w:rPr>
         <w:t xml:space="preserve">Castells, Manuel (1998) </w:t>
@@ -289,6 +309,7 @@
           <w:rFonts w:cs="Times New Roman" w:ascii="Times New Roman" w:hAnsi="Times New Roman"/>
           <w:i/>
           <w:iCs/>
+          <w:shd w:fill="FFFF00" w:val="clear"/>
           <w:lang w:val="es-AR"/>
         </w:rPr>
         <w:t>La era de la información, realidades y reflexiones sobre la globalización</w:t>
@@ -296,6 +317,7 @@
       <w:r>
         <w:rPr>
           <w:rFonts w:cs="Times New Roman" w:ascii="Times New Roman" w:hAnsi="Times New Roman"/>
+          <w:shd w:fill="FFFF00" w:val="clear"/>
           <w:lang w:val="es-AR"/>
         </w:rPr>
         <w:t>, Madrid: Alianza.</w:t>
@@ -308,15 +330,14 @@
         <w:ind w:hanging="567" w:left="567"/>
         <w:jc w:val="both"/>
         <w:rPr>
-          <w:rFonts w:ascii="Times New Roman" w:hAnsi="Times New Roman" w:eastAsia="Calibri" w:cs="Times New Roman"/>
-          <w:highlight w:val="white"/>
-          <w:lang w:val="es-AR"/>
+          <w:highlight w:val="none"/>
+          <w:shd w:fill="FFFF00" w:val="clear"/>
         </w:rPr>
       </w:pPr>
       <w:r>
         <w:rPr>
           <w:rFonts w:eastAsia="Calibri" w:cs="Times New Roman" w:ascii="Times New Roman" w:hAnsi="Times New Roman"/>
-          <w:highlight w:val="white"/>
+          <w:shd w:fill="FFFF00" w:val="clear"/>
           <w:lang w:val="en-GB"/>
         </w:rPr>
         <w:t xml:space="preserve">Charmaz, Kathy (2006). </w:t>
@@ -325,7 +346,7 @@
         <w:rPr>
           <w:rFonts w:eastAsia="Calibri" w:cs="Times New Roman" w:ascii="Times New Roman" w:hAnsi="Times New Roman"/>
           <w:i/>
-          <w:highlight w:val="white"/>
+          <w:shd w:fill="FFFF00" w:val="clear"/>
           <w:lang w:val="en-GB"/>
         </w:rPr>
         <w:t>Constructing grounded theory. A practical guide through qualitative analysis</w:t>
@@ -333,7 +354,7 @@
       <w:r>
         <w:rPr>
           <w:rFonts w:eastAsia="Calibri" w:cs="Times New Roman" w:ascii="Times New Roman" w:hAnsi="Times New Roman"/>
-          <w:highlight w:val="white"/>
+          <w:shd w:fill="FFFF00" w:val="clear"/>
           <w:lang w:val="en-GB"/>
         </w:rPr>
         <w:t xml:space="preserve">. </w:t>
@@ -341,7 +362,7 @@
       <w:r>
         <w:rPr>
           <w:rFonts w:eastAsia="Calibri" w:cs="Times New Roman" w:ascii="Times New Roman" w:hAnsi="Times New Roman"/>
-          <w:highlight w:val="white"/>
+          <w:shd w:fill="FFFF00" w:val="clear"/>
           <w:lang w:val="es-AR"/>
         </w:rPr>
         <w:t>London: SAGE.</w:t>
@@ -354,22 +375,40 @@
         <w:ind w:hanging="567" w:left="567"/>
         <w:jc w:val="both"/>
         <w:rPr>
-          <w:rFonts w:ascii="Times New Roman" w:hAnsi="Times New Roman" w:cs="Times New Roman"/>
-          <w:lang w:val="es-AR"/>
-        </w:rPr>
-      </w:pPr>
-      <w:r>
-        <w:rPr>
-          <w:rFonts w:cs="Times New Roman" w:ascii="Times New Roman" w:hAnsi="Times New Roman"/>
-          <w:lang w:val="es-AR"/>
-        </w:rPr>
-        <w:t xml:space="preserve">Clemencau, Lautaro: Fernández Melián, María Clara y de la Fuente, José (2016) </w:t>
-      </w:r>
-      <w:r>
-        <w:rPr>
-          <w:rFonts w:cs="Times New Roman" w:ascii="Times New Roman" w:hAnsi="Times New Roman"/>
-          <w:i/>
-          <w:iCs/>
+          <w:highlight w:val="none"/>
+          <w:shd w:fill="FFFF00" w:val="clear"/>
+        </w:rPr>
+      </w:pPr>
+      <w:r>
+        <w:rPr>
+          <w:rFonts w:cs="Times New Roman" w:ascii="Times New Roman" w:hAnsi="Times New Roman"/>
+          <w:shd w:fill="FFFF00" w:val="clear"/>
+          <w:lang w:val="es-AR"/>
+        </w:rPr>
+        <w:t>Clemenc</w:t>
+      </w:r>
+      <w:r>
+        <w:rPr>
+          <w:rFonts w:cs="Times New Roman" w:ascii="Times New Roman" w:hAnsi="Times New Roman"/>
+          <w:shd w:fill="FFFF00" w:val="clear"/>
+          <w:lang w:val="es-AR"/>
+        </w:rPr>
+        <w:t>e</w:t>
+      </w:r>
+      <w:r>
+        <w:rPr>
+          <w:rFonts w:cs="Times New Roman" w:ascii="Times New Roman" w:hAnsi="Times New Roman"/>
+          <w:shd w:fill="FFFF00" w:val="clear"/>
+          <w:lang w:val="es-AR"/>
+        </w:rPr>
+        <w:t xml:space="preserve">au, Lautaro: Fernández Melián, María Clara y de la Fuente, José (2016) </w:t>
+      </w:r>
+      <w:r>
+        <w:rPr>
+          <w:rFonts w:cs="Times New Roman" w:ascii="Times New Roman" w:hAnsi="Times New Roman"/>
+          <w:i/>
+          <w:iCs/>
+          <w:shd w:fill="FFFF00" w:val="clear"/>
           <w:lang w:val="es-AR"/>
         </w:rPr>
         <w:t>Análisis de esquemas de clasificación social basados en la ocupación desde una perspectiva teórico-metodológica comparada</w:t>
@@ -377,6 +416,7 @@
       <w:r>
         <w:rPr>
           <w:rFonts w:cs="Times New Roman" w:ascii="Times New Roman" w:hAnsi="Times New Roman"/>
+          <w:shd w:fill="FFFF00" w:val="clear"/>
           <w:lang w:val="es-AR"/>
         </w:rPr>
         <w:t>, Documentos de Jóvenes Investigadores N°44, Instituto de Investigaciones Gino Germani, Junio 2016</w:t>
@@ -389,13 +429,14 @@
         <w:ind w:hanging="567" w:left="567"/>
         <w:jc w:val="both"/>
         <w:rPr>
-          <w:rFonts w:ascii="Times New Roman" w:hAnsi="Times New Roman" w:eastAsia="Times New Roman" w:cs="Times New Roman"/>
-          <w:lang w:val="es-AR"/>
-        </w:rPr>
-      </w:pPr>
-      <w:r>
-        <w:rPr>
-          <w:rFonts w:cs="Times New Roman" w:ascii="Times New Roman" w:hAnsi="Times New Roman"/>
+          <w:highlight w:val="none"/>
+          <w:shd w:fill="FFFF00" w:val="clear"/>
+        </w:rPr>
+      </w:pPr>
+      <w:r>
+        <w:rPr>
+          <w:rFonts w:cs="Times New Roman" w:ascii="Times New Roman" w:hAnsi="Times New Roman"/>
+          <w:shd w:fill="FFFF00" w:val="clear"/>
           <w:lang w:val="es-AR"/>
         </w:rPr>
         <w:t xml:space="preserve">Dalle, Pablo (comp.) (2022). </w:t>
@@ -405,6 +446,7 @@
           <w:rFonts w:cs="Times New Roman" w:ascii="Times New Roman" w:hAnsi="Times New Roman"/>
           <w:i/>
           <w:iCs/>
+          <w:shd w:fill="FFFF00" w:val="clear"/>
           <w:lang w:val="es-AR"/>
         </w:rPr>
         <w:t>Estructura social de Argentina en tiempos de pandemia</w:t>
@@ -412,6 +454,7 @@
       <w:r>
         <w:rPr>
           <w:rFonts w:cs="Times New Roman" w:ascii="Times New Roman" w:hAnsi="Times New Roman"/>
+          <w:shd w:fill="FFFF00" w:val="clear"/>
           <w:lang w:val="es-AR"/>
         </w:rPr>
         <w:t>. Vol I y II. Buenos Aires, Imago Mundi.</w:t>
@@ -424,13 +467,14 @@
         <w:ind w:hanging="567" w:left="567"/>
         <w:jc w:val="both"/>
         <w:rPr>
-          <w:rFonts w:ascii="Times New Roman" w:hAnsi="Times New Roman" w:cs="Times New Roman"/>
-          <w:lang w:val="es-AR"/>
-        </w:rPr>
-      </w:pPr>
-      <w:r>
-        <w:rPr>
-          <w:rFonts w:cs="Times New Roman" w:ascii="Times New Roman" w:hAnsi="Times New Roman"/>
+          <w:highlight w:val="none"/>
+          <w:shd w:fill="FFFF00" w:val="clear"/>
+        </w:rPr>
+      </w:pPr>
+      <w:r>
+        <w:rPr>
+          <w:rFonts w:cs="Times New Roman" w:ascii="Times New Roman" w:hAnsi="Times New Roman"/>
+          <w:shd w:fill="FFFF00" w:val="clear"/>
           <w:lang w:val="es-AR"/>
         </w:rPr>
         <w:t xml:space="preserve">Gubern, Román (1987). </w:t>
@@ -439,6 +483,7 @@
         <w:rPr>
           <w:rFonts w:cs="Times New Roman" w:ascii="Times New Roman" w:hAnsi="Times New Roman"/>
           <w:i/>
+          <w:shd w:fill="FFFF00" w:val="clear"/>
           <w:lang w:val="es-AR"/>
         </w:rPr>
         <w:t>El simio informatizado</w:t>
@@ -446,6 +491,7 @@
       <w:r>
         <w:rPr>
           <w:rFonts w:cs="Times New Roman" w:ascii="Times New Roman" w:hAnsi="Times New Roman"/>
+          <w:shd w:fill="FFFF00" w:val="clear"/>
           <w:lang w:val="es-AR"/>
         </w:rPr>
         <w:t>, Madrid: FUNDESCO.</w:t>
@@ -496,12 +542,14 @@
         <w:ind w:hanging="567" w:left="567"/>
         <w:jc w:val="both"/>
         <w:rPr>
-          <w:rFonts w:ascii="Times New Roman" w:hAnsi="Times New Roman" w:eastAsia="Calibri" w:cs="Times New Roman"/>
+          <w:highlight w:val="none"/>
+          <w:shd w:fill="FFFF00" w:val="clear"/>
         </w:rPr>
       </w:pPr>
       <w:r>
         <w:rPr>
           <w:rFonts w:eastAsia="Calibri" w:cs="Times New Roman" w:ascii="Times New Roman" w:hAnsi="Times New Roman"/>
+          <w:shd w:fill="FFFF00" w:val="clear"/>
         </w:rPr>
         <w:t xml:space="preserve">Heredia, Mariana (2022) </w:t>
       </w:r>
@@ -510,12 +558,14 @@
           <w:rFonts w:eastAsia="Calibri" w:cs="Times New Roman" w:ascii="Times New Roman" w:hAnsi="Times New Roman"/>
           <w:i/>
           <w:iCs/>
+          <w:shd w:fill="FFFF00" w:val="clear"/>
         </w:rPr>
         <w:t>Qué pudo y qué no pudo el Estado frente a la emergencia del covid-19 y después</w:t>
       </w:r>
       <w:r>
         <w:rPr>
           <w:rFonts w:eastAsia="Calibri" w:cs="Times New Roman" w:ascii="Times New Roman" w:hAnsi="Times New Roman"/>
+          <w:shd w:fill="FFFF00" w:val="clear"/>
         </w:rPr>
         <w:t xml:space="preserve">; Buenos Aires: Siglo XXI. </w:t>
       </w:r>
@@ -527,15 +577,14 @@
         <w:ind w:hanging="567" w:left="567"/>
         <w:jc w:val="both"/>
         <w:rPr>
-          <w:rFonts w:ascii="Times New Roman" w:hAnsi="Times New Roman" w:eastAsia="Calibri" w:cs="Times New Roman"/>
-          <w:b/>
-          <w:bCs/>
-          <w:lang w:val="es-AR"/>
+          <w:highlight w:val="none"/>
+          <w:shd w:fill="FFFF00" w:val="clear"/>
         </w:rPr>
       </w:pPr>
       <w:r>
         <w:rPr>
           <w:rFonts w:eastAsia="Calibri" w:cs="Times New Roman" w:ascii="Times New Roman" w:hAnsi="Times New Roman"/>
+          <w:shd w:fill="FFFF00" w:val="clear"/>
         </w:rPr>
         <w:t xml:space="preserve">Marcus, Juliana (2023) </w:t>
       </w:r>
@@ -544,6 +593,7 @@
           <w:rFonts w:eastAsia="Calibri" w:cs="Times New Roman" w:ascii="Times New Roman" w:hAnsi="Times New Roman"/>
           <w:i/>
           <w:iCs/>
+          <w:shd w:fill="FFFF00" w:val="clear"/>
           <w:lang w:val="es-AR"/>
         </w:rPr>
         <w:t>Ciudad confinada. Experiencias urbanas durante la pandemia de COVID-19</w:t>
@@ -551,6 +601,7 @@
       <w:r>
         <w:rPr>
           <w:rFonts w:eastAsia="Calibri" w:cs="Times New Roman" w:ascii="Times New Roman" w:hAnsi="Times New Roman"/>
+          <w:shd w:fill="FFFF00" w:val="clear"/>
           <w:lang w:val="es-AR"/>
         </w:rPr>
         <w:t>, Buenos Aires: Teseo.</w:t>
@@ -563,13 +614,14 @@
         <w:ind w:hanging="567" w:left="567"/>
         <w:jc w:val="both"/>
         <w:rPr>
-          <w:rFonts w:ascii="Times New Roman" w:hAnsi="Times New Roman" w:cs="Times New Roman"/>
-          <w:lang w:val="es-AR"/>
-        </w:rPr>
-      </w:pPr>
-      <w:r>
-        <w:rPr>
-          <w:rFonts w:cs="Times New Roman" w:ascii="Times New Roman" w:hAnsi="Times New Roman"/>
+          <w:highlight w:val="none"/>
+          <w:shd w:fill="FFFF00" w:val="clear"/>
+        </w:rPr>
+      </w:pPr>
+      <w:r>
+        <w:rPr>
+          <w:rFonts w:cs="Times New Roman" w:ascii="Times New Roman" w:hAnsi="Times New Roman"/>
+          <w:shd w:fill="FFFF00" w:val="clear"/>
           <w:lang w:val="es-AR"/>
         </w:rPr>
         <w:t xml:space="preserve">Meccia, Ernesto (2022) </w:t>
@@ -579,6 +631,7 @@
           <w:rFonts w:cs="Times New Roman" w:ascii="Times New Roman" w:hAnsi="Times New Roman"/>
           <w:i/>
           <w:iCs/>
+          <w:shd w:fill="FFFF00" w:val="clear"/>
           <w:lang w:val="es-AR"/>
         </w:rPr>
         <w:t>Biografías y sociedad. Métodos y perspectivas</w:t>
@@ -586,6 +639,7 @@
       <w:r>
         <w:rPr>
           <w:rFonts w:cs="Times New Roman" w:ascii="Times New Roman" w:hAnsi="Times New Roman"/>
+          <w:shd w:fill="FFFF00" w:val="clear"/>
           <w:lang w:val="es-AR"/>
         </w:rPr>
         <w:t>, Buenos Aires: EUDEBA</w:t>
@@ -598,13 +652,14 @@
         <w:ind w:hanging="567" w:left="567"/>
         <w:jc w:val="both"/>
         <w:rPr>
-          <w:rFonts w:ascii="Times New Roman" w:hAnsi="Times New Roman" w:cs="Times New Roman"/>
-          <w:lang w:val="es-AR"/>
-        </w:rPr>
-      </w:pPr>
-      <w:r>
-        <w:rPr>
-          <w:rFonts w:cs="Times New Roman" w:ascii="Times New Roman" w:hAnsi="Times New Roman"/>
+          <w:highlight w:val="none"/>
+          <w:shd w:fill="FFFF00" w:val="clear"/>
+        </w:rPr>
+      </w:pPr>
+      <w:r>
+        <w:rPr>
+          <w:rFonts w:cs="Times New Roman" w:ascii="Times New Roman" w:hAnsi="Times New Roman"/>
+          <w:shd w:fill="FFFF00" w:val="clear"/>
           <w:lang w:val="es-AR"/>
         </w:rPr>
         <w:t xml:space="preserve">Mitchelstein, Eugenia y Boczkowski, Pablo (2022) </w:t>
@@ -614,6 +669,7 @@
           <w:rFonts w:cs="Times New Roman" w:ascii="Times New Roman" w:hAnsi="Times New Roman"/>
           <w:i/>
           <w:iCs/>
+          <w:shd w:fill="FFFF00" w:val="clear"/>
           <w:lang w:val="es-AR"/>
         </w:rPr>
         <w:t>El entorno digital. Breve manual para entender cómo vivimos, aprendemos, trabajamos y pasamos el tiempo libre hoy</w:t>
@@ -621,6 +677,7 @@
       <w:r>
         <w:rPr>
           <w:rFonts w:cs="Times New Roman" w:ascii="Times New Roman" w:hAnsi="Times New Roman"/>
+          <w:shd w:fill="FFFF00" w:val="clear"/>
           <w:lang w:val="es-AR"/>
         </w:rPr>
         <w:t>, Buenos Aires: Siglo XXI.</w:t>
@@ -633,12 +690,13 @@
         <w:ind w:hanging="567" w:left="567"/>
         <w:jc w:val="both"/>
         <w:rPr>
-          <w:rFonts w:ascii="Times New Roman" w:hAnsi="Times New Roman" w:eastAsia="Calibri" w:cs="Times New Roman"/>
+          <w:color w:val="C9211E"/>
         </w:rPr>
       </w:pPr>
       <w:r>
         <w:rPr>
           <w:rFonts w:eastAsia="Calibri" w:cs="Times New Roman" w:ascii="Times New Roman" w:hAnsi="Times New Roman"/>
+          <w:color w:val="C9211E"/>
         </w:rPr>
         <w:t xml:space="preserve">Obradovich, Gabriel Vidoz, Susana y Leoni, Fabiana (2022) “Entre los establecidos y los marginados. Los nuevos beneficiarios de clases medias de la asistencia social” en Heredia, M. (2022) </w:t>
       </w:r>
@@ -647,12 +705,14 @@
           <w:rFonts w:eastAsia="Calibri" w:cs="Times New Roman" w:ascii="Times New Roman" w:hAnsi="Times New Roman"/>
           <w:i/>
           <w:iCs/>
+          <w:color w:val="C9211E"/>
         </w:rPr>
         <w:t>Qué pudo y qué no pudo el Estado frente a la emergencia del covid-19 y después</w:t>
       </w:r>
       <w:r>
         <w:rPr>
           <w:rFonts w:eastAsia="Calibri" w:cs="Times New Roman" w:ascii="Times New Roman" w:hAnsi="Times New Roman"/>
+          <w:color w:val="C9211E"/>
         </w:rPr>
         <w:t xml:space="preserve">; Buenos Aires: Siglo XXI. </w:t>
       </w:r>
@@ -702,13 +762,14 @@
         <w:ind w:hanging="567" w:left="567"/>
         <w:jc w:val="both"/>
         <w:rPr>
-          <w:rFonts w:ascii="Times New Roman" w:hAnsi="Times New Roman" w:cs="Calibri"/>
-          <w:lang w:val="es-AR"/>
-        </w:rPr>
-      </w:pPr>
-      <w:r>
-        <w:rPr>
-          <w:rFonts w:cs="Times New Roman" w:ascii="Times New Roman" w:hAnsi="Times New Roman"/>
+          <w:highlight w:val="none"/>
+          <w:shd w:fill="FFFF00" w:val="clear"/>
+        </w:rPr>
+      </w:pPr>
+      <w:r>
+        <w:rPr>
+          <w:rFonts w:cs="Times New Roman" w:ascii="Times New Roman" w:hAnsi="Times New Roman"/>
+          <w:shd w:fill="FFFF00" w:val="clear"/>
           <w:lang w:val="es-AR"/>
         </w:rPr>
         <w:t>Segura, Ramiro (2024) “</w:t>
@@ -716,6 +777,7 @@
       <w:r>
         <w:rPr>
           <w:rFonts w:cs="Calibri" w:ascii="Times New Roman" w:hAnsi="Times New Roman"/>
+          <w:shd w:fill="FFFF00" w:val="clear"/>
           <w:lang w:val="es-AR"/>
         </w:rPr>
         <w:t xml:space="preserve">Pandemia, imaginación geográfica y futuros urbanos en la Argentina” en </w:t>
@@ -725,6 +787,7 @@
           <w:rFonts w:cs="Calibri" w:ascii="Times New Roman" w:hAnsi="Times New Roman"/>
           <w:i/>
           <w:iCs/>
+          <w:shd w:fill="FFFF00" w:val="clear"/>
           <w:lang w:val="es-AR"/>
         </w:rPr>
         <w:t>Escrituras de la posglobal en América Latina. Futuros especulativos entre colapso y convivialidad</w:t>
@@ -732,6 +795,7 @@
       <w:r>
         <w:rPr>
           <w:rFonts w:cs="Calibri" w:ascii="Times New Roman" w:hAnsi="Times New Roman"/>
+          <w:shd w:fill="FFFF00" w:val="clear"/>
           <w:lang w:val="es-AR"/>
         </w:rPr>
         <w:t>, Buenos Aires/San Pablo: CLACSO. Mecila.</w:t>
@@ -744,12 +808,13 @@
         <w:ind w:hanging="567" w:left="567"/>
         <w:jc w:val="both"/>
         <w:rPr>
-          <w:rFonts w:ascii="Calibri" w:hAnsi="Calibri" w:eastAsia="Calibri" w:cs="Calibri"/>
-        </w:rPr>
-      </w:pPr>
-      <w:r>
-        <w:rPr>
-          <w:rFonts w:cs="Times New Roman" w:ascii="Times New Roman" w:hAnsi="Times New Roman"/>
+          <w:color w:val="C9211E"/>
+        </w:rPr>
+      </w:pPr>
+      <w:r>
+        <w:rPr>
+          <w:rFonts w:cs="Times New Roman" w:ascii="Times New Roman" w:hAnsi="Times New Roman"/>
+          <w:color w:val="C9211E"/>
           <w:lang w:val="es-AR"/>
         </w:rPr>
         <w:t>Spolita, Juan Ignacio; Balsa, Juan Javier y Brusco, Valeria (2022) “Pandemia de Covid-19: Subjetividades y política en Argentina” en Revista: Cuadernos Iberoamericanos, Rusia: Instituto Estatal de Relaciones Internacionales de Moscú.</w:t>
@@ -882,6 +947,130 @@
         <w:ind w:hanging="567" w:left="567"/>
         <w:jc w:val="both"/>
         <w:rPr>
+          <w:highlight w:val="none"/>
+          <w:shd w:fill="FFFF00" w:val="clear"/>
+        </w:rPr>
+      </w:pPr>
+      <w:r>
+        <w:rPr>
+          <w:rFonts w:cs="Times New Roman" w:ascii="Times New Roman" w:hAnsi="Times New Roman"/>
+          <w:shd w:fill="FFFF00" w:val="clear"/>
+        </w:rPr>
+        <w:t>Acevedo, Ivonne (2021) Informalidad en los tiempos del COVID-19 en América Latina: implicaciones y opciones de amortiguamiento. Revista Cepal N º 140.</w:t>
+      </w:r>
+    </w:p>
+    <w:p>
+      <w:pPr>
+        <w:pStyle w:val="Normal"/>
+        <w:spacing w:lineRule="auto" w:line="360"/>
+        <w:ind w:hanging="567" w:left="567"/>
+        <w:jc w:val="both"/>
+        <w:rPr>
+          <w:highlight w:val="none"/>
+          <w:shd w:fill="FFFF00" w:val="clear"/>
+        </w:rPr>
+      </w:pPr>
+      <w:r>
+        <w:rPr>
+          <w:rFonts w:cs="Times New Roman" w:ascii="Times New Roman" w:hAnsi="Times New Roman"/>
+          <w:shd w:fill="FFFF00" w:val="clear"/>
+        </w:rPr>
+        <w:t xml:space="preserve">Caggiano, Sergio &amp; Segura, Ramiro (2021). “La casa como proceso. Aislamiento y experiencia urbana durante la pandemia a través de la fotografía”, </w:t>
+      </w:r>
+      <w:r>
+        <w:rPr>
+          <w:rFonts w:cs="Times New Roman" w:ascii="Times New Roman" w:hAnsi="Times New Roman"/>
+          <w:i/>
+          <w:iCs/>
+          <w:shd w:fill="FFFF00" w:val="clear"/>
+        </w:rPr>
+        <w:t>Ciudadanías. Revista De Políticas Sociales Urbanas</w:t>
+      </w:r>
+      <w:r>
+        <w:rPr>
+          <w:rFonts w:cs="Times New Roman" w:ascii="Times New Roman" w:hAnsi="Times New Roman"/>
+          <w:shd w:fill="FFFF00" w:val="clear"/>
+        </w:rPr>
+        <w:t xml:space="preserve">, n°8. Recuperado a partir de http://revistas.untref.edu.ar/index.php/ciudadanias/article/view/1125 </w:t>
+      </w:r>
+    </w:p>
+    <w:p>
+      <w:pPr>
+        <w:pStyle w:val="Normal"/>
+        <w:spacing w:lineRule="auto" w:line="360"/>
+        <w:ind w:hanging="567" w:left="567"/>
+        <w:jc w:val="both"/>
+        <w:rPr>
+          <w:highlight w:val="none"/>
+          <w:shd w:fill="FFFF00" w:val="clear"/>
+        </w:rPr>
+      </w:pPr>
+      <w:r>
+        <w:rPr>
+          <w:rFonts w:cs="Times New Roman" w:ascii="Times New Roman" w:hAnsi="Times New Roman"/>
+          <w:shd w:fill="FFFF00" w:val="clear"/>
+        </w:rPr>
+        <w:t xml:space="preserve">Anderete Schwal, Mariano (2020): “Las desigualdades educativas durante la pandemia en la educación primaria de Argentina”, </w:t>
+      </w:r>
+      <w:r>
+        <w:rPr>
+          <w:rFonts w:cs="Times New Roman" w:ascii="Times New Roman" w:hAnsi="Times New Roman"/>
+          <w:i/>
+          <w:iCs/>
+          <w:shd w:fill="FFFF00" w:val="clear"/>
+        </w:rPr>
+        <w:t>Revista Andina de Educación</w:t>
+      </w:r>
+      <w:r>
+        <w:rPr>
+          <w:rFonts w:cs="Times New Roman" w:ascii="Times New Roman" w:hAnsi="Times New Roman"/>
+          <w:shd w:fill="FFFF00" w:val="clear"/>
+        </w:rPr>
+        <w:t xml:space="preserve">, 4(1), p. 5-10.  </w:t>
+      </w:r>
+    </w:p>
+    <w:p>
+      <w:pPr>
+        <w:pStyle w:val="Normal"/>
+        <w:spacing w:lineRule="auto" w:line="360"/>
+        <w:ind w:hanging="567" w:left="567"/>
+        <w:jc w:val="both"/>
+        <w:rPr>
+          <w:highlight w:val="none"/>
+          <w:shd w:fill="FFFF00" w:val="clear"/>
+        </w:rPr>
+      </w:pPr>
+      <w:r>
+        <w:rPr>
+          <w:rFonts w:cs="Times New Roman" w:ascii="Times New Roman" w:hAnsi="Times New Roman"/>
+          <w:shd w:fill="FFFF00" w:val="clear"/>
+        </w:rPr>
+        <w:t xml:space="preserve">Cardinaux, Nancy (2020). El derecho a la educación atravesado por COVID-19, en Bohoslavsky, Juan Pablo, </w:t>
+      </w:r>
+      <w:r>
+        <w:rPr>
+          <w:rFonts w:cs="Times New Roman" w:ascii="Times New Roman" w:hAnsi="Times New Roman"/>
+          <w:i/>
+          <w:iCs/>
+          <w:shd w:fill="FFFF00" w:val="clear"/>
+        </w:rPr>
+        <w:t>COVID-19 y derechos humanos: la pandemia de la desigualdad</w:t>
+      </w:r>
+      <w:r>
+        <w:rPr>
+          <w:rFonts w:cs="Times New Roman" w:ascii="Times New Roman" w:hAnsi="Times New Roman"/>
+          <w:shd w:fill="FFFF00" w:val="clear"/>
+        </w:rPr>
+        <w:t>, Ciudad Autónoma de Buenos Aires: Biblos, 2020.</w:t>
+      </w:r>
+    </w:p>
+    <w:p>
+      <w:pPr>
+        <w:pStyle w:val="Normal"/>
+        <w:spacing w:lineRule="auto" w:line="360"/>
+        <w:ind w:hanging="567" w:left="567"/>
+        <w:jc w:val="both"/>
+        <w:rPr>
           <w:rFonts w:ascii="Times New Roman" w:hAnsi="Times New Roman" w:cs="Times New Roman"/>
         </w:rPr>
       </w:pPr>
@@ -889,7 +1078,21 @@
         <w:rPr>
           <w:rFonts w:cs="Times New Roman" w:ascii="Times New Roman" w:hAnsi="Times New Roman"/>
         </w:rPr>
-        <w:t>Acevedo, Ivonne (2021) Informalidad en los tiempos del COVID-19 en América Latina: implicaciones y opciones de amortiguamiento. Revista Cepal N º 140.</w:t>
+        <w:t xml:space="preserve">Cardini, Alejandra (2020) </w:t>
+      </w:r>
+      <w:r>
+        <w:rPr>
+          <w:rFonts w:cs="Times New Roman" w:ascii="Times New Roman" w:hAnsi="Times New Roman"/>
+          <w:i/>
+          <w:iCs/>
+        </w:rPr>
+        <w:t>Educar en pandemia: entre el aislamiento y la distancia social.</w:t>
+      </w:r>
+      <w:r>
+        <w:rPr>
+          <w:rFonts w:cs="Times New Roman" w:ascii="Times New Roman" w:hAnsi="Times New Roman"/>
+        </w:rPr>
+        <w:t xml:space="preserve"> Banco Interamericano de Desarrollo. </w:t>
       </w:r>
     </w:p>
     <w:p>
@@ -906,21 +1109,7 @@
         <w:rPr>
           <w:rFonts w:cs="Times New Roman" w:ascii="Times New Roman" w:hAnsi="Times New Roman"/>
         </w:rPr>
-        <w:t xml:space="preserve">Caggiano, Sergio &amp; Segura, Ramiro (2021). “La casa como proceso. Aislamiento y experiencia urbana durante la pandemia a través de la fotografía”, </w:t>
-      </w:r>
-      <w:r>
-        <w:rPr>
-          <w:rFonts w:cs="Times New Roman" w:ascii="Times New Roman" w:hAnsi="Times New Roman"/>
-          <w:i/>
-          <w:iCs/>
-        </w:rPr>
-        <w:t>Ciudadanías. Revista De Políticas Sociales Urbanas</w:t>
-      </w:r>
-      <w:r>
-        <w:rPr>
-          <w:rFonts w:cs="Times New Roman" w:ascii="Times New Roman" w:hAnsi="Times New Roman"/>
-        </w:rPr>
-        <w:t xml:space="preserve">, n°8. Recuperado a partir de http://revistas.untref.edu.ar/index.php/ciudadanias/article/view/1125 </w:t>
+        <w:t>Chaves, Mariana (2009). Investigaciones sobre juventudes en la Argentina: estado del arte en ciencias sociales 1983-2006. Papeles de trabajo, 5</w:t>
       </w:r>
     </w:p>
     <w:p>
@@ -937,21 +1126,21 @@
         <w:rPr>
           <w:rFonts w:cs="Times New Roman" w:ascii="Times New Roman" w:hAnsi="Times New Roman"/>
         </w:rPr>
-        <w:t xml:space="preserve">Anderete Schwal, Mariano (2020): “Las desigualdades educativas durante la pandemia en la educación primaria de Argentina”, </w:t>
-      </w:r>
-      <w:r>
-        <w:rPr>
-          <w:rFonts w:cs="Times New Roman" w:ascii="Times New Roman" w:hAnsi="Times New Roman"/>
-          <w:i/>
-          <w:iCs/>
-        </w:rPr>
-        <w:t>Revista Andina de Educación</w:t>
-      </w:r>
-      <w:r>
-        <w:rPr>
-          <w:rFonts w:cs="Times New Roman" w:ascii="Times New Roman" w:hAnsi="Times New Roman"/>
-        </w:rPr>
-        <w:t xml:space="preserve">, 4(1), p. 5-10.  </w:t>
+        <w:t xml:space="preserve">Dussel, Inés, (2020). La escuela en la pandemia. Reflexiones sobre lo escolar en tiempos dislocados. </w:t>
+      </w:r>
+      <w:r>
+        <w:rPr>
+          <w:rFonts w:cs="Times New Roman" w:ascii="Times New Roman" w:hAnsi="Times New Roman"/>
+          <w:i/>
+          <w:iCs/>
+        </w:rPr>
+        <w:t>Praxis Educativa</w:t>
+      </w:r>
+      <w:r>
+        <w:rPr>
+          <w:rFonts w:cs="Times New Roman" w:ascii="Times New Roman" w:hAnsi="Times New Roman"/>
+        </w:rPr>
+        <w:t xml:space="preserve"> (Brasil), 15. 1-16. [fecha de Consulta 22 de Mayo de 2023]. Recuperado de: https://www.redalyc.org/articulo.oa?id=89462860086 </w:t>
       </w:r>
     </w:p>
     <w:p>
@@ -968,21 +1157,21 @@
         <w:rPr>
           <w:rFonts w:cs="Times New Roman" w:ascii="Times New Roman" w:hAnsi="Times New Roman"/>
         </w:rPr>
-        <w:t xml:space="preserve">Cardinaux, Nancy (2020). El derecho a la educación atravesado por COVID-19, en Bohoslavsky, Juan Pablo, </w:t>
-      </w:r>
-      <w:r>
-        <w:rPr>
-          <w:rFonts w:cs="Times New Roman" w:ascii="Times New Roman" w:hAnsi="Times New Roman"/>
-          <w:i/>
-          <w:iCs/>
-        </w:rPr>
-        <w:t>COVID-19 y derechos humanos: la pandemia de la desigualdad</w:t>
-      </w:r>
-      <w:r>
-        <w:rPr>
-          <w:rFonts w:cs="Times New Roman" w:ascii="Times New Roman" w:hAnsi="Times New Roman"/>
-        </w:rPr>
-        <w:t>, Ciudad Autónoma de Buenos Aires: Biblos, 2020.</w:t>
+        <w:t xml:space="preserve">Failla, Hugo (2021). “La cuarentena no fue grupo. Notas sobre clínica de adolescentes en pandemia”, </w:t>
+      </w:r>
+      <w:r>
+        <w:rPr>
+          <w:rFonts w:cs="Times New Roman" w:ascii="Times New Roman" w:hAnsi="Times New Roman"/>
+          <w:i/>
+          <w:iCs/>
+        </w:rPr>
+        <w:t>Controversias en psicoanálisis de niños y adolescentes</w:t>
+      </w:r>
+      <w:r>
+        <w:rPr>
+          <w:rFonts w:cs="Times New Roman" w:ascii="Times New Roman" w:hAnsi="Times New Roman"/>
+        </w:rPr>
+        <w:t>, 10-18.</w:t>
       </w:r>
     </w:p>
     <w:p>
@@ -998,22 +1187,31 @@
       <w:r>
         <w:rPr>
           <w:rFonts w:cs="Times New Roman" w:ascii="Times New Roman" w:hAnsi="Times New Roman"/>
-        </w:rPr>
-        <w:t xml:space="preserve">Cardini, Alejandra (2020) </w:t>
-      </w:r>
-      <w:r>
-        <w:rPr>
-          <w:rFonts w:cs="Times New Roman" w:ascii="Times New Roman" w:hAnsi="Times New Roman"/>
-          <w:i/>
-          <w:iCs/>
-        </w:rPr>
-        <w:t>Educar en pandemia: entre el aislamiento y la distancia social.</w:t>
-      </w:r>
-      <w:r>
-        <w:rPr>
-          <w:rFonts w:cs="Times New Roman" w:ascii="Times New Roman" w:hAnsi="Times New Roman"/>
-        </w:rPr>
-        <w:t xml:space="preserve"> Banco Interamericano de Desarrollo. </w:t>
+          <w:lang w:val="en-US"/>
+        </w:rPr>
+        <w:t>Gardiner, Jean (1997</w:t>
+      </w:r>
+      <w:r>
+        <w:rPr>
+          <w:rFonts w:cs="Times New Roman" w:ascii="Times New Roman" w:hAnsi="Times New Roman"/>
+          <w:i/>
+          <w:iCs/>
+          <w:lang w:val="en-US"/>
+        </w:rPr>
+        <w:t>) Gender, Care and Economics</w:t>
+      </w:r>
+      <w:r>
+        <w:rPr>
+          <w:rFonts w:cs="Times New Roman" w:ascii="Times New Roman" w:hAnsi="Times New Roman"/>
+          <w:lang w:val="en-US"/>
+        </w:rPr>
+        <w:t xml:space="preserve">. </w:t>
+      </w:r>
+      <w:r>
+        <w:rPr>
+          <w:rFonts w:cs="Times New Roman" w:ascii="Times New Roman" w:hAnsi="Times New Roman"/>
+        </w:rPr>
+        <w:t>London: Macmillan.</w:t>
       </w:r>
     </w:p>
     <w:p>
@@ -1030,7 +1228,21 @@
         <w:rPr>
           <w:rFonts w:cs="Times New Roman" w:ascii="Times New Roman" w:hAnsi="Times New Roman"/>
         </w:rPr>
-        <w:t>Chaves, Mariana (2009). Investigaciones sobre juventudes en la Argentina: estado del arte en ciencias sociales 1983-2006. Papeles de trabajo, 5</w:t>
+        <w:t xml:space="preserve">Giddens, Anthony (1997). </w:t>
+      </w:r>
+      <w:r>
+        <w:rPr>
+          <w:rFonts w:cs="Times New Roman" w:ascii="Times New Roman" w:hAnsi="Times New Roman"/>
+          <w:i/>
+          <w:iCs/>
+        </w:rPr>
+        <w:t>Modernidad e identidad del yo. El yo y la sociedad en la época contemporánea.</w:t>
+      </w:r>
+      <w:r>
+        <w:rPr>
+          <w:rFonts w:cs="Times New Roman" w:ascii="Times New Roman" w:hAnsi="Times New Roman"/>
+        </w:rPr>
+        <w:t xml:space="preserve"> Barcelona: Península.</w:t>
       </w:r>
     </w:p>
     <w:p>
@@ -1047,139 +1259,6 @@
         <w:rPr>
           <w:rFonts w:cs="Times New Roman" w:ascii="Times New Roman" w:hAnsi="Times New Roman"/>
         </w:rPr>
-        <w:t xml:space="preserve">Dussel, Inés, (2020). La escuela en la pandemia. Reflexiones sobre lo escolar en tiempos dislocados. </w:t>
-      </w:r>
-      <w:r>
-        <w:rPr>
-          <w:rFonts w:cs="Times New Roman" w:ascii="Times New Roman" w:hAnsi="Times New Roman"/>
-          <w:i/>
-          <w:iCs/>
-        </w:rPr>
-        <w:t>Praxis Educativa</w:t>
-      </w:r>
-      <w:r>
-        <w:rPr>
-          <w:rFonts w:cs="Times New Roman" w:ascii="Times New Roman" w:hAnsi="Times New Roman"/>
-        </w:rPr>
-        <w:t xml:space="preserve"> (Brasil), 15. 1-16. [fecha de Consulta 22 de Mayo de 2023]. Recuperado de: https://www.redalyc.org/articulo.oa?id=89462860086 </w:t>
-      </w:r>
-    </w:p>
-    <w:p>
-      <w:pPr>
-        <w:pStyle w:val="Normal"/>
-        <w:spacing w:lineRule="auto" w:line="360"/>
-        <w:ind w:hanging="567" w:left="567"/>
-        <w:jc w:val="both"/>
-        <w:rPr>
-          <w:rFonts w:ascii="Times New Roman" w:hAnsi="Times New Roman" w:cs="Times New Roman"/>
-        </w:rPr>
-      </w:pPr>
-      <w:r>
-        <w:rPr>
-          <w:rFonts w:cs="Times New Roman" w:ascii="Times New Roman" w:hAnsi="Times New Roman"/>
-        </w:rPr>
-        <w:t xml:space="preserve">Failla, Hugo (2021). “La cuarentena no fue grupo. Notas sobre clínica de adolescentes en pandemia”, </w:t>
-      </w:r>
-      <w:r>
-        <w:rPr>
-          <w:rFonts w:cs="Times New Roman" w:ascii="Times New Roman" w:hAnsi="Times New Roman"/>
-          <w:i/>
-          <w:iCs/>
-        </w:rPr>
-        <w:t>Controversias en psicoanálisis de niños y adolescentes</w:t>
-      </w:r>
-      <w:r>
-        <w:rPr>
-          <w:rFonts w:cs="Times New Roman" w:ascii="Times New Roman" w:hAnsi="Times New Roman"/>
-        </w:rPr>
-        <w:t>, 10-18.</w:t>
-      </w:r>
-    </w:p>
-    <w:p>
-      <w:pPr>
-        <w:pStyle w:val="Normal"/>
-        <w:spacing w:lineRule="auto" w:line="360"/>
-        <w:ind w:hanging="567" w:left="567"/>
-        <w:jc w:val="both"/>
-        <w:rPr>
-          <w:rFonts w:ascii="Times New Roman" w:hAnsi="Times New Roman" w:cs="Times New Roman"/>
-        </w:rPr>
-      </w:pPr>
-      <w:r>
-        <w:rPr>
-          <w:rFonts w:cs="Times New Roman" w:ascii="Times New Roman" w:hAnsi="Times New Roman"/>
-          <w:lang w:val="en-US"/>
-        </w:rPr>
-        <w:t>Gardiner, Jean (1997</w:t>
-      </w:r>
-      <w:r>
-        <w:rPr>
-          <w:rFonts w:cs="Times New Roman" w:ascii="Times New Roman" w:hAnsi="Times New Roman"/>
-          <w:i/>
-          <w:iCs/>
-          <w:lang w:val="en-US"/>
-        </w:rPr>
-        <w:t>) Gender, Care and Economics</w:t>
-      </w:r>
-      <w:r>
-        <w:rPr>
-          <w:rFonts w:cs="Times New Roman" w:ascii="Times New Roman" w:hAnsi="Times New Roman"/>
-          <w:lang w:val="en-US"/>
-        </w:rPr>
-        <w:t xml:space="preserve">. </w:t>
-      </w:r>
-      <w:r>
-        <w:rPr>
-          <w:rFonts w:cs="Times New Roman" w:ascii="Times New Roman" w:hAnsi="Times New Roman"/>
-        </w:rPr>
-        <w:t>London: Macmillan.</w:t>
-      </w:r>
-    </w:p>
-    <w:p>
-      <w:pPr>
-        <w:pStyle w:val="Normal"/>
-        <w:spacing w:lineRule="auto" w:line="360"/>
-        <w:ind w:hanging="567" w:left="567"/>
-        <w:jc w:val="both"/>
-        <w:rPr>
-          <w:rFonts w:ascii="Times New Roman" w:hAnsi="Times New Roman" w:cs="Times New Roman"/>
-        </w:rPr>
-      </w:pPr>
-      <w:r>
-        <w:rPr>
-          <w:rFonts w:cs="Times New Roman" w:ascii="Times New Roman" w:hAnsi="Times New Roman"/>
-        </w:rPr>
-        <w:t xml:space="preserve">Giddens, Anthony (1997). </w:t>
-      </w:r>
-      <w:r>
-        <w:rPr>
-          <w:rFonts w:cs="Times New Roman" w:ascii="Times New Roman" w:hAnsi="Times New Roman"/>
-          <w:i/>
-          <w:iCs/>
-        </w:rPr>
-        <w:t>Modernidad e identidad del yo. El yo y la sociedad en la época contemporánea.</w:t>
-      </w:r>
-      <w:r>
-        <w:rPr>
-          <w:rFonts w:cs="Times New Roman" w:ascii="Times New Roman" w:hAnsi="Times New Roman"/>
-        </w:rPr>
-        <w:t xml:space="preserve"> Barcelona: Península.</w:t>
-      </w:r>
-    </w:p>
-    <w:p>
-      <w:pPr>
-        <w:pStyle w:val="Normal"/>
-        <w:spacing w:lineRule="auto" w:line="360"/>
-        <w:ind w:hanging="567" w:left="567"/>
-        <w:jc w:val="both"/>
-        <w:rPr>
-          <w:rFonts w:ascii="Times New Roman" w:hAnsi="Times New Roman" w:cs="Times New Roman"/>
-        </w:rPr>
-      </w:pPr>
-      <w:r>
-        <w:rPr>
-          <w:rFonts w:cs="Times New Roman" w:ascii="Times New Roman" w:hAnsi="Times New Roman"/>
-        </w:rPr>
         <w:t xml:space="preserve">Haidt, Jonathan, (2024).  </w:t>
       </w:r>
       <w:r>
@@ -1204,12 +1283,14 @@
         <w:ind w:hanging="567" w:left="567"/>
         <w:jc w:val="both"/>
         <w:rPr>
-          <w:rFonts w:ascii="Times New Roman" w:hAnsi="Times New Roman" w:cs="Times New Roman"/>
-        </w:rPr>
-      </w:pPr>
-      <w:r>
-        <w:rPr>
-          <w:rFonts w:cs="Times New Roman" w:ascii="Times New Roman" w:hAnsi="Times New Roman"/>
+          <w:highlight w:val="none"/>
+          <w:shd w:fill="FFFF00" w:val="clear"/>
+        </w:rPr>
+      </w:pPr>
+      <w:r>
+        <w:rPr>
+          <w:rFonts w:cs="Times New Roman" w:ascii="Times New Roman" w:hAnsi="Times New Roman"/>
+          <w:shd w:fill="FFFF00" w:val="clear"/>
         </w:rPr>
         <w:t xml:space="preserve">Heredia, Mariana (2022): </w:t>
       </w:r>
@@ -1218,12 +1299,14 @@
           <w:rFonts w:cs="Times New Roman" w:ascii="Times New Roman" w:hAnsi="Times New Roman"/>
           <w:i/>
           <w:iCs/>
+          <w:shd w:fill="FFFF00" w:val="clear"/>
         </w:rPr>
         <w:t>Qué pudo y qué no pudo el Estado. Frente a la emergencia de COVID-19 y después</w:t>
       </w:r>
       <w:r>
         <w:rPr>
           <w:rFonts w:cs="Times New Roman" w:ascii="Times New Roman" w:hAnsi="Times New Roman"/>
+          <w:shd w:fill="FFFF00" w:val="clear"/>
         </w:rPr>
         <w:t xml:space="preserve">. Buenos Aires, Siglo XXI.  </w:t>
       </w:r>
@@ -1730,15 +1813,13 @@
         <w:spacing w:lineRule="auto" w:line="360"/>
         <w:ind w:hanging="567" w:left="567"/>
         <w:jc w:val="both"/>
-        <w:rPr>
-          <w:sz w:val="22"/>
-          <w:szCs w:val="22"/>
-        </w:rPr>
-      </w:pPr>
-      <w:r>
-        <w:rPr>
-          <w:sz w:val="22"/>
-          <w:szCs w:val="22"/>
+        <w:rPr/>
+      </w:pPr>
+      <w:r>
+        <w:rPr>
+          <w:sz w:val="22"/>
+          <w:szCs w:val="22"/>
+          <w:shd w:fill="FFFF00" w:val="clear"/>
           <w:lang w:val="es-ES_tradnl"/>
         </w:rPr>
         <w:t>Bracchi, Claudia (2016). Descifrando el oficio de ser estudiantes universitarios: entre la desigualdad, la fragmentación y las trayectorias educativas diversificadas. Trayectorias universitarias, 2 (3), 3-14.</w:t>
@@ -1750,6 +1831,7 @@
             <w:sz w:val="22"/>
             <w:szCs w:val="22"/>
             <w:u w:val="single"/>
+            <w:shd w:fill="FFFF00" w:val="clear"/>
           </w:rPr>
           <w:t>http://revistas.unlp.edu.ar/TrayectoriasUniversitarias</w:t>
         </w:r>
@@ -2494,15 +2576,13 @@
         <w:spacing w:lineRule="auto" w:line="360"/>
         <w:ind w:hanging="567" w:left="567"/>
         <w:jc w:val="both"/>
-        <w:rPr>
-          <w:sz w:val="22"/>
-          <w:szCs w:val="22"/>
-        </w:rPr>
-      </w:pPr>
-      <w:r>
-        <w:rPr>
-          <w:sz w:val="22"/>
-          <w:szCs w:val="22"/>
+        <w:rPr/>
+      </w:pPr>
+      <w:r>
+        <w:rPr>
+          <w:sz w:val="22"/>
+          <w:szCs w:val="22"/>
+          <w:shd w:fill="FFFF00" w:val="clear"/>
           <w:lang w:val="es-ES_tradnl"/>
         </w:rPr>
         <w:t>Margulis, Mario (2001). Juventud: una aproximació</w:t>
@@ -2511,6 +2591,7 @@
         <w:rPr>
           <w:sz w:val="22"/>
           <w:szCs w:val="22"/>
+          <w:shd w:fill="FFFF00" w:val="clear"/>
         </w:rPr>
         <w:t xml:space="preserve">n conceptual (Pp. 41-56). En S. Donas Burak (Comp.), </w:t>
       </w:r>
@@ -2521,6 +2602,7 @@
           <w:iCs/>
           <w:sz w:val="22"/>
           <w:szCs w:val="22"/>
+          <w:shd w:fill="FFFF00" w:val="clear"/>
         </w:rPr>
         <w:t>Adolescencia y Juventud en Am</w:t>
       </w:r>
@@ -2528,6 +2610,7 @@
         <w:rPr>
           <w:sz w:val="22"/>
           <w:szCs w:val="22"/>
+          <w:shd w:fill="FFFF00" w:val="clear"/>
         </w:rPr>
         <w:t>é</w:t>
       </w:r>
@@ -2538,6 +2621,7 @@
           <w:iCs/>
           <w:sz w:val="22"/>
           <w:szCs w:val="22"/>
+          <w:shd w:fill="FFFF00" w:val="clear"/>
           <w:lang w:val="it-IT"/>
         </w:rPr>
         <w:t>rica Latina</w:t>
@@ -2546,6 +2630,7 @@
         <w:rPr>
           <w:sz w:val="22"/>
           <w:szCs w:val="22"/>
+          <w:shd w:fill="FFFF00" w:val="clear"/>
           <w:lang w:val="it-IT"/>
         </w:rPr>
         <w:t>. San Jos</w:t>
@@ -2554,6 +2639,7 @@
         <w:rPr>
           <w:sz w:val="22"/>
           <w:szCs w:val="22"/>
+          <w:shd w:fill="FFFF00" w:val="clear"/>
         </w:rPr>
         <w:t xml:space="preserve">é </w:t>
       </w:r>
@@ -2561,6 +2647,7 @@
         <w:rPr>
           <w:sz w:val="22"/>
           <w:szCs w:val="22"/>
+          <w:shd w:fill="FFFF00" w:val="clear"/>
           <w:lang w:val="it-IT"/>
         </w:rPr>
         <w:t xml:space="preserve">de Costa Rica: LUR (Libro Universitario Regional). </w:t>
@@ -4514,52 +4601,57 @@
         <w:jc w:val="both"/>
         <w:rPr>
           <w:rFonts w:cs="" w:asciiTheme="majorBidi" w:cstheme="majorBidi" w:hAnsiTheme="majorBidi"/>
+          <w:highlight w:val="none"/>
+          <w:shd w:fill="FFFF00" w:val="clear"/>
+        </w:rPr>
+      </w:pPr>
+      <w:r>
+        <w:rPr>
+          <w:rFonts w:cs="" w:asciiTheme="majorBidi" w:cstheme="majorBidi" w:hAnsiTheme="majorBidi"/>
+          <w:shd w:fill="FFFF00" w:val="clear"/>
+        </w:rPr>
+        <w:t xml:space="preserve">Algranti, Joaquín (2010). </w:t>
+      </w:r>
+      <w:r>
+        <w:rPr>
+          <w:rFonts w:cs="" w:asciiTheme="majorBidi" w:cstheme="majorBidi" w:hAnsiTheme="majorBidi"/>
+          <w:i/>
+          <w:iCs/>
+          <w:shd w:fill="FFFF00" w:val="clear"/>
+        </w:rPr>
+        <w:t>Política y religión en los márgenes. Nuevas formas de participación social de las mega-iglesias evangélicas en la Argentina</w:t>
+      </w:r>
+      <w:r>
+        <w:rPr>
+          <w:rFonts w:cs="" w:asciiTheme="majorBidi" w:cstheme="majorBidi" w:hAnsiTheme="majorBidi"/>
+          <w:shd w:fill="FFFF00" w:val="clear"/>
+        </w:rPr>
+        <w:t xml:space="preserve">. </w:t>
+      </w:r>
+      <w:r>
+        <w:rPr>
+          <w:rFonts w:cs="" w:asciiTheme="majorBidi" w:cstheme="majorBidi" w:hAnsiTheme="majorBidi"/>
+          <w:shd w:fill="FFFF00" w:val="clear"/>
           <w:lang w:val="en-US"/>
         </w:rPr>
-      </w:pPr>
-      <w:r>
-        <w:rPr>
-          <w:rFonts w:cs="" w:asciiTheme="majorBidi" w:cstheme="majorBidi" w:hAnsiTheme="majorBidi"/>
-        </w:rPr>
-        <w:t xml:space="preserve">Algranti, Joaquín (2010). </w:t>
-      </w:r>
-      <w:r>
-        <w:rPr>
-          <w:rFonts w:cs="" w:asciiTheme="majorBidi" w:cstheme="majorBidi" w:hAnsiTheme="majorBidi"/>
-          <w:i/>
-          <w:iCs/>
-        </w:rPr>
-        <w:t>Política y religión en los márgenes. Nuevas formas de participación social de las mega-iglesias evangélicas en la Argentina</w:t>
-      </w:r>
-      <w:r>
-        <w:rPr>
-          <w:rFonts w:cs="" w:asciiTheme="majorBidi" w:cstheme="majorBidi" w:hAnsiTheme="majorBidi"/>
-        </w:rPr>
-        <w:t xml:space="preserve">. </w:t>
-      </w:r>
+        <w:t>Ciccus.</w:t>
+      </w:r>
+    </w:p>
+    <w:p>
+      <w:pPr>
+        <w:pStyle w:val="Normal"/>
+        <w:spacing w:lineRule="auto" w:line="360"/>
+        <w:ind w:hanging="567" w:left="567"/>
+        <w:jc w:val="both"/>
+        <w:rPr>
+          <w:rFonts w:cs="" w:asciiTheme="majorBidi" w:cstheme="majorBidi" w:hAnsiTheme="majorBidi"/>
+        </w:rPr>
+      </w:pPr>
       <w:r>
         <w:rPr>
           <w:rFonts w:cs="" w:asciiTheme="majorBidi" w:cstheme="majorBidi" w:hAnsiTheme="majorBidi"/>
           <w:lang w:val="en-US"/>
         </w:rPr>
-        <w:t>Ciccus.</w:t>
-      </w:r>
-    </w:p>
-    <w:p>
-      <w:pPr>
-        <w:pStyle w:val="Normal"/>
-        <w:spacing w:lineRule="auto" w:line="360"/>
-        <w:ind w:hanging="567" w:left="567"/>
-        <w:jc w:val="both"/>
-        <w:rPr>
-          <w:rFonts w:cs="" w:asciiTheme="majorBidi" w:cstheme="majorBidi" w:hAnsiTheme="majorBidi"/>
-        </w:rPr>
-      </w:pPr>
-      <w:r>
-        <w:rPr>
-          <w:rFonts w:cs="" w:asciiTheme="majorBidi" w:cstheme="majorBidi" w:hAnsiTheme="majorBidi"/>
-          <w:lang w:val="en-US"/>
-        </w:rPr>
         <w:t xml:space="preserve">Arber, Sarah, Davidson Kate y Ginn, Jay (2003). Changing approaches to gender and later life. En S., Arber, K. Davidson y J. Ginn (Eds.). Gender and ageing: Changing Roles and Relationships (pp. 1-14). </w:t>
       </w:r>
       <w:r>
@@ -4577,11 +4669,14 @@
         <w:jc w:val="both"/>
         <w:rPr>
           <w:rFonts w:cs="" w:asciiTheme="majorBidi" w:cstheme="majorBidi" w:hAnsiTheme="majorBidi"/>
-        </w:rPr>
-      </w:pPr>
-      <w:r>
-        <w:rPr>
-          <w:rFonts w:cs="" w:asciiTheme="majorBidi" w:cstheme="majorBidi" w:hAnsiTheme="majorBidi"/>
+          <w:highlight w:val="none"/>
+          <w:shd w:fill="FFFF00" w:val="clear"/>
+        </w:rPr>
+      </w:pPr>
+      <w:r>
+        <w:rPr>
+          <w:rFonts w:cs="" w:asciiTheme="majorBidi" w:cstheme="majorBidi" w:hAnsiTheme="majorBidi"/>
+          <w:shd w:fill="FFFF00" w:val="clear"/>
         </w:rPr>
         <w:t xml:space="preserve">Batthyány, Karina (2021). </w:t>
       </w:r>
@@ -4590,12 +4685,14 @@
           <w:rFonts w:cs="" w:asciiTheme="majorBidi" w:cstheme="majorBidi" w:hAnsiTheme="majorBidi"/>
           <w:i/>
           <w:iCs/>
+          <w:shd w:fill="FFFF00" w:val="clear"/>
         </w:rPr>
         <w:t>Políticas del cuidado</w:t>
       </w:r>
       <w:r>
         <w:rPr>
           <w:rFonts w:cs="" w:asciiTheme="majorBidi" w:cstheme="majorBidi" w:hAnsiTheme="majorBidi"/>
+          <w:shd w:fill="FFFF00" w:val="clear"/>
         </w:rPr>
         <w:t>. CLACSO-UAM.</w:t>
       </w:r>
@@ -4637,13 +4734,12 @@
         <w:spacing w:lineRule="auto" w:line="360"/>
         <w:ind w:hanging="567" w:left="567"/>
         <w:jc w:val="both"/>
-        <w:rPr>
-          <w:rFonts w:cs="" w:asciiTheme="majorBidi" w:cstheme="majorBidi" w:hAnsiTheme="majorBidi"/>
-        </w:rPr>
-      </w:pPr>
-      <w:r>
-        <w:rPr>
-          <w:rFonts w:cs="" w:asciiTheme="majorBidi" w:cstheme="majorBidi" w:hAnsiTheme="majorBidi"/>
+        <w:rPr/>
+      </w:pPr>
+      <w:r>
+        <w:rPr>
+          <w:rFonts w:cs="" w:asciiTheme="majorBidi" w:cstheme="majorBidi" w:hAnsiTheme="majorBidi"/>
+          <w:shd w:fill="FFFF00" w:val="clear"/>
         </w:rPr>
         <w:t xml:space="preserve">Borrelli, Sergio (2022, 21 de octubre). </w:t>
       </w:r>
@@ -4651,12 +4747,14 @@
         <w:rPr>
           <w:rStyle w:val="Emphasis"/>
           <w:rFonts w:cs="" w:asciiTheme="majorBidi" w:cstheme="majorBidi" w:hAnsiTheme="majorBidi"/>
+          <w:shd w:fill="FFFF00" w:val="clear"/>
         </w:rPr>
         <w:t>El práctico de puerto: una profesión indispensable</w:t>
       </w:r>
       <w:r>
         <w:rPr>
           <w:rFonts w:cs="" w:asciiTheme="majorBidi" w:cstheme="majorBidi" w:hAnsiTheme="majorBidi"/>
+          <w:shd w:fill="FFFF00" w:val="clear"/>
         </w:rPr>
         <w:t xml:space="preserve">. Cámara de Actividades de Practicaje y Pilotaje. </w:t>
       </w:r>
@@ -4665,6 +4763,7 @@
           <w:rPr>
             <w:rStyle w:val="Hyperlink"/>
             <w:rFonts w:cs="" w:asciiTheme="majorBidi" w:cstheme="majorBidi" w:hAnsiTheme="majorBidi"/>
+            <w:shd w:fill="FFFF00" w:val="clear"/>
           </w:rPr>
           <w:t>https://camaradepracticaje.com.ar/nota/103-El-practico-de-puerto-una-profesion-indispensable</w:t>
         </w:r>
@@ -4784,11 +4883,14 @@
         <w:jc w:val="both"/>
         <w:rPr>
           <w:rFonts w:cs="" w:asciiTheme="majorBidi" w:cstheme="majorBidi" w:hAnsiTheme="majorBidi"/>
-        </w:rPr>
-      </w:pPr>
-      <w:r>
-        <w:rPr>
-          <w:rFonts w:cs="" w:asciiTheme="majorBidi" w:cstheme="majorBidi" w:hAnsiTheme="majorBidi"/>
+          <w:highlight w:val="none"/>
+          <w:shd w:fill="FFFF00" w:val="clear"/>
+        </w:rPr>
+      </w:pPr>
+      <w:r>
+        <w:rPr>
+          <w:rFonts w:cs="" w:asciiTheme="majorBidi" w:cstheme="majorBidi" w:hAnsiTheme="majorBidi"/>
+          <w:shd w:fill="FFFF00" w:val="clear"/>
         </w:rPr>
         <w:t xml:space="preserve">Cerri, Chiara (2016). Dependencia y autonomía: una aproximación antropológica desde el cuidado de los mayores. </w:t>
       </w:r>
@@ -4797,12 +4899,14 @@
           <w:rFonts w:cs="" w:asciiTheme="majorBidi" w:cstheme="majorBidi" w:hAnsiTheme="majorBidi"/>
           <w:i/>
           <w:iCs/>
+          <w:shd w:fill="FFFF00" w:val="clear"/>
         </w:rPr>
         <w:t>Athenea Digital, 15</w:t>
       </w:r>
       <w:r>
         <w:rPr>
           <w:rFonts w:cs="" w:asciiTheme="majorBidi" w:cstheme="majorBidi" w:hAnsiTheme="majorBidi"/>
+          <w:shd w:fill="FFFF00" w:val="clear"/>
         </w:rPr>
         <w:t>(2), 111-140.</w:t>
       </w:r>
@@ -4832,11 +4936,14 @@
         <w:jc w:val="both"/>
         <w:rPr>
           <w:rFonts w:cs="" w:asciiTheme="majorBidi" w:cstheme="majorBidi" w:hAnsiTheme="majorBidi"/>
-        </w:rPr>
-      </w:pPr>
-      <w:r>
-        <w:rPr>
-          <w:rFonts w:cs="" w:asciiTheme="majorBidi" w:cstheme="majorBidi" w:hAnsiTheme="majorBidi"/>
+          <w:highlight w:val="none"/>
+          <w:shd w:fill="FFFF00" w:val="clear"/>
+        </w:rPr>
+      </w:pPr>
+      <w:r>
+        <w:rPr>
+          <w:rFonts w:cs="" w:asciiTheme="majorBidi" w:cstheme="majorBidi" w:hAnsiTheme="majorBidi"/>
+          <w:shd w:fill="FFFF00" w:val="clear"/>
         </w:rPr>
         <w:t xml:space="preserve">Cunzolo, Virginia y Rada Schultze, Fernando (2021). El “riesgo” de envejecer: La salud de las personas mayores en un año de pandemia. </w:t>
       </w:r>
@@ -4845,12 +4952,14 @@
           <w:rFonts w:cs="" w:asciiTheme="majorBidi" w:cstheme="majorBidi" w:hAnsiTheme="majorBidi"/>
           <w:i/>
           <w:iCs/>
+          <w:shd w:fill="FFFF00" w:val="clear"/>
         </w:rPr>
         <w:t>Ts. Territorios, Revista de Trabajo Social, V</w:t>
       </w:r>
       <w:r>
         <w:rPr>
           <w:rFonts w:cs="" w:asciiTheme="majorBidi" w:cstheme="majorBidi" w:hAnsiTheme="majorBidi"/>
+          <w:shd w:fill="FFFF00" w:val="clear"/>
         </w:rPr>
         <w:t>(5), 33-50.</w:t>
       </w:r>
@@ -4943,11 +5052,14 @@
         <w:jc w:val="both"/>
         <w:rPr>
           <w:rFonts w:cs="" w:asciiTheme="majorBidi" w:cstheme="majorBidi" w:hAnsiTheme="majorBidi"/>
-        </w:rPr>
-      </w:pPr>
-      <w:r>
-        <w:rPr>
-          <w:rFonts w:cs="" w:asciiTheme="majorBidi" w:cstheme="majorBidi" w:hAnsiTheme="majorBidi"/>
+          <w:highlight w:val="none"/>
+          <w:shd w:fill="FFFF00" w:val="clear"/>
+        </w:rPr>
+      </w:pPr>
+      <w:r>
+        <w:rPr>
+          <w:rFonts w:cs="" w:asciiTheme="majorBidi" w:cstheme="majorBidi" w:hAnsiTheme="majorBidi"/>
+          <w:shd w:fill="FFFF00" w:val="clear"/>
         </w:rPr>
         <w:t xml:space="preserve">Iacub, Ricardo (2017). </w:t>
       </w:r>
@@ -4956,12 +5068,14 @@
           <w:rFonts w:cs="" w:asciiTheme="majorBidi" w:cstheme="majorBidi" w:hAnsiTheme="majorBidi"/>
           <w:i/>
           <w:iCs/>
+          <w:shd w:fill="FFFF00" w:val="clear"/>
         </w:rPr>
         <w:t xml:space="preserve">¿Es posible ser varón en la vejez? </w:t>
       </w:r>
       <w:r>
         <w:rPr>
           <w:rFonts w:cs="" w:asciiTheme="majorBidi" w:cstheme="majorBidi" w:hAnsiTheme="majorBidi"/>
+          <w:shd w:fill="FFFF00" w:val="clear"/>
         </w:rPr>
         <w:t>Red Latinoamericana de Gerontología.</w:t>
       </w:r>
@@ -4974,11 +5088,14 @@
         <w:jc w:val="both"/>
         <w:rPr>
           <w:rFonts w:cs="" w:asciiTheme="majorBidi" w:cstheme="majorBidi" w:hAnsiTheme="majorBidi"/>
-        </w:rPr>
-      </w:pPr>
-      <w:r>
-        <w:rPr>
-          <w:rFonts w:cs="" w:asciiTheme="majorBidi" w:cstheme="majorBidi" w:hAnsiTheme="majorBidi"/>
+          <w:highlight w:val="none"/>
+          <w:shd w:fill="FFFF00" w:val="clear"/>
+        </w:rPr>
+      </w:pPr>
+      <w:r>
+        <w:rPr>
+          <w:rFonts w:cs="" w:asciiTheme="majorBidi" w:cstheme="majorBidi" w:hAnsiTheme="majorBidi"/>
+          <w:shd w:fill="FFFF00" w:val="clear"/>
         </w:rPr>
         <w:t xml:space="preserve">López, Elsa y Findling, Liliana (comps.) (2009). </w:t>
       </w:r>
@@ -4987,12 +5104,14 @@
           <w:rFonts w:cs="" w:asciiTheme="majorBidi" w:cstheme="majorBidi" w:hAnsiTheme="majorBidi"/>
           <w:i/>
           <w:iCs/>
+          <w:shd w:fill="FFFF00" w:val="clear"/>
         </w:rPr>
         <w:t>Salud, familias y vínculos: el mundo de los adultos mayores.</w:t>
       </w:r>
       <w:r>
         <w:rPr>
           <w:rFonts w:cs="" w:asciiTheme="majorBidi" w:cstheme="majorBidi" w:hAnsiTheme="majorBidi"/>
+          <w:shd w:fill="FFFF00" w:val="clear"/>
         </w:rPr>
         <w:t xml:space="preserve"> Eudeba. </w:t>
       </w:r>
@@ -5652,6 +5771,7 @@
     <w:rsid w:val="001a0b02"/>
     <w:pPr>
       <w:widowControl/>
+      <w:suppressAutoHyphens w:val="true"/>
       <w:bidi w:val="0"/>
       <w:spacing w:lineRule="auto" w:line="276" w:before="0" w:after="0"/>
       <w:jc w:val="left"/>
@@ -5662,7 +5782,7 @@
       <w:kern w:val="0"/>
       <w:sz w:val="22"/>
       <w:szCs w:val="22"/>
-      <w:lang w:eastAsia="es-AR" w:val="es-ES" w:bidi="ar-SA"/>
+      <w:lang w:val="es-ES" w:eastAsia="es-AR" w:bidi="ar-SA"/>
     </w:rPr>
   </w:style>
   <w:style w:type="character" w:styleId="DefaultParagraphFont" w:default="1">
@@ -5809,7 +5929,7 @@
     <w:rsid w:val="00bd483b"/>
     <w:pPr>
       <w:widowControl/>
-      <w:pBdr/>
+      <w:suppressAutoHyphens w:val="true"/>
       <w:bidi w:val="0"/>
       <w:spacing w:lineRule="auto" w:line="240" w:before="0" w:after="0"/>
       <w:jc w:val="left"/>
